--- a/docs/Midsemester/Midsem doc.docx
+++ b/docs/Midsemester/Midsem doc.docx
@@ -1662,6 +1662,48 @@
             </a:graphic>
           </wp:inline>
         </w:drawing>
+      </w:r>
+    </w:p>
+    <w:p>
+      <w:pPr>
+        <w:jc w:val="center"/>
+      </w:pPr>
+    </w:p>
+    <w:p>
+      <w:pPr>
+        <w:jc w:val="center"/>
+      </w:pPr>
+    </w:p>
+    <w:p>
+      <w:r>
+        <w:lastRenderedPageBreak/>
+        <w:t xml:space="preserve">We need to do embedding, matching, ranking </w:t>
+      </w:r>
+    </w:p>
+    <w:p/>
+    <w:p>
+      <w:r>
+        <w:t>Embedding is first</w:t>
+      </w:r>
+    </w:p>
+    <w:p>
+      <w:r>
+        <w:t>Resume and job parsers are components</w:t>
+      </w:r>
+    </w:p>
+    <w:p>
+      <w:r>
+        <w:t xml:space="preserve">3 story points </w:t>
+      </w:r>
+    </w:p>
+    <w:p/>
+    <w:p/>
+    <w:p>
+      <w:r>
+        <w:t xml:space="preserve">Hard deadline is </w:t>
+      </w:r>
+      <w:r>
+        <w:t>April 30</w:t>
       </w:r>
     </w:p>
     <w:sectPr>

--- a/docs/Midsemester/Midsem doc.docx
+++ b/docs/Midsemester/Midsem doc.docx
@@ -1682,30 +1682,265 @@
     </w:p>
     <w:p/>
     <w:p>
-      <w:r>
-        <w:t>Embedding is first</w:t>
-      </w:r>
-    </w:p>
-    <w:p>
-      <w:r>
-        <w:t>Resume and job parsers are components</w:t>
-      </w:r>
-    </w:p>
-    <w:p>
-      <w:r>
-        <w:t xml:space="preserve">3 story points </w:t>
-      </w:r>
-    </w:p>
+      <w:pPr>
+        <w:rPr>
+          <w:b/>
+          <w:bCs/>
+        </w:rPr>
+      </w:pPr>
+      <w:r>
+        <w:t xml:space="preserve">– </w:t>
+      </w:r>
+    </w:p>
+    <w:tbl>
+      <w:tblPr>
+        <w:tblStyle w:val="TableGrid"/>
+        <w:tblW w:w="9588" w:type="dxa"/>
+        <w:tblLook w:val="04A0" w:firstRow="1" w:lastRow="0" w:firstColumn="1" w:lastColumn="0" w:noHBand="0" w:noVBand="1"/>
+      </w:tblPr>
+      <w:tblGrid>
+        <w:gridCol w:w="4794"/>
+        <w:gridCol w:w="4794"/>
+      </w:tblGrid>
+      <w:tr>
+        <w:trPr>
+          <w:trHeight w:val="521"/>
+        </w:trPr>
+        <w:tc>
+          <w:tcPr>
+            <w:tcW w:w="4794" w:type="dxa"/>
+          </w:tcPr>
+          <w:p>
+            <w:pPr>
+              <w:spacing w:before="240"/>
+              <w:jc w:val="center"/>
+            </w:pPr>
+            <w:r>
+              <w:t>Tasks</w:t>
+            </w:r>
+          </w:p>
+        </w:tc>
+        <w:tc>
+          <w:tcPr>
+            <w:tcW w:w="4794" w:type="dxa"/>
+          </w:tcPr>
+          <w:p>
+            <w:pPr>
+              <w:spacing w:before="240"/>
+              <w:jc w:val="center"/>
+            </w:pPr>
+            <w:r>
+              <w:t>Deadlines</w:t>
+            </w:r>
+          </w:p>
+        </w:tc>
+      </w:tr>
+      <w:tr>
+        <w:trPr>
+          <w:trHeight w:val="546"/>
+        </w:trPr>
+        <w:tc>
+          <w:tcPr>
+            <w:tcW w:w="4794" w:type="dxa"/>
+          </w:tcPr>
+          <w:p>
+            <w:pPr>
+              <w:spacing w:before="240"/>
+            </w:pPr>
+            <w:r>
+              <w:t>Embedding is first</w:t>
+            </w:r>
+          </w:p>
+          <w:p>
+            <w:pPr>
+              <w:spacing w:before="240"/>
+            </w:pPr>
+            <w:r>
+              <w:t>Resume and job parsers are components</w:t>
+            </w:r>
+          </w:p>
+        </w:tc>
+        <w:tc>
+          <w:tcPr>
+            <w:tcW w:w="4794" w:type="dxa"/>
+          </w:tcPr>
+          <w:p>
+            <w:pPr>
+              <w:spacing w:before="240"/>
+            </w:pPr>
+            <w:r>
+              <w:rPr>
+                <w:b/>
+                <w:bCs/>
+              </w:rPr>
+              <w:t>Potentially</w:t>
+            </w:r>
+            <w:r>
+              <w:rPr>
+                <w:b/>
+                <w:bCs/>
+              </w:rPr>
+              <w:t xml:space="preserve"> 1 week – March 26</w:t>
+            </w:r>
+          </w:p>
+        </w:tc>
+      </w:tr>
+      <w:tr>
+        <w:trPr>
+          <w:trHeight w:val="521"/>
+        </w:trPr>
+        <w:tc>
+          <w:tcPr>
+            <w:tcW w:w="4794" w:type="dxa"/>
+          </w:tcPr>
+          <w:p>
+            <w:pPr>
+              <w:spacing w:before="240"/>
+            </w:pPr>
+            <w:r>
+              <w:t>Matching</w:t>
+            </w:r>
+          </w:p>
+        </w:tc>
+        <w:tc>
+          <w:tcPr>
+            <w:tcW w:w="4794" w:type="dxa"/>
+          </w:tcPr>
+          <w:p>
+            <w:pPr>
+              <w:spacing w:before="240"/>
+            </w:pPr>
+            <w:r>
+              <w:rPr>
+                <w:b/>
+                <w:bCs/>
+              </w:rPr>
+              <w:t xml:space="preserve">Potentially a few days </w:t>
+            </w:r>
+            <w:r>
+              <w:rPr>
+                <w:b/>
+                <w:bCs/>
+              </w:rPr>
+              <w:t>to</w:t>
+            </w:r>
+            <w:r>
+              <w:t xml:space="preserve"> </w:t>
+            </w:r>
+            <w:r>
+              <w:rPr>
+                <w:b/>
+                <w:bCs/>
+              </w:rPr>
+              <w:t>1 week – April 2</w:t>
+            </w:r>
+          </w:p>
+        </w:tc>
+      </w:tr>
+      <w:tr>
+        <w:trPr>
+          <w:trHeight w:val="546"/>
+        </w:trPr>
+        <w:tc>
+          <w:tcPr>
+            <w:tcW w:w="4794" w:type="dxa"/>
+          </w:tcPr>
+          <w:p>
+            <w:pPr>
+              <w:spacing w:before="240"/>
+            </w:pPr>
+            <w:r>
+              <w:t>Ranking</w:t>
+            </w:r>
+          </w:p>
+        </w:tc>
+        <w:tc>
+          <w:tcPr>
+            <w:tcW w:w="4794" w:type="dxa"/>
+          </w:tcPr>
+          <w:p>
+            <w:pPr>
+              <w:spacing w:before="240"/>
+            </w:pPr>
+            <w:r>
+              <w:rPr>
+                <w:b/>
+                <w:bCs/>
+              </w:rPr>
+              <w:t>Potentially 2 weeks</w:t>
+            </w:r>
+            <w:r>
+              <w:rPr>
+                <w:b/>
+                <w:bCs/>
+              </w:rPr>
+              <w:t xml:space="preserve"> – April 16</w:t>
+            </w:r>
+          </w:p>
+        </w:tc>
+      </w:tr>
+      <w:tr>
+        <w:trPr>
+          <w:trHeight w:val="521"/>
+        </w:trPr>
+        <w:tc>
+          <w:tcPr>
+            <w:tcW w:w="4794" w:type="dxa"/>
+          </w:tcPr>
+          <w:p>
+            <w:pPr>
+              <w:spacing w:before="240"/>
+            </w:pPr>
+          </w:p>
+        </w:tc>
+        <w:tc>
+          <w:tcPr>
+            <w:tcW w:w="4794" w:type="dxa"/>
+          </w:tcPr>
+          <w:p>
+            <w:pPr>
+              <w:spacing w:before="240"/>
+            </w:pPr>
+          </w:p>
+        </w:tc>
+      </w:tr>
+      <w:tr>
+        <w:trPr>
+          <w:trHeight w:val="521"/>
+        </w:trPr>
+        <w:tc>
+          <w:tcPr>
+            <w:tcW w:w="4794" w:type="dxa"/>
+          </w:tcPr>
+          <w:p>
+            <w:pPr>
+              <w:spacing w:before="240"/>
+              <w:jc w:val="center"/>
+            </w:pPr>
+          </w:p>
+        </w:tc>
+        <w:tc>
+          <w:tcPr>
+            <w:tcW w:w="4794" w:type="dxa"/>
+          </w:tcPr>
+          <w:p>
+            <w:pPr>
+              <w:spacing w:before="240"/>
+            </w:pPr>
+            <w:r>
+              <w:t>Hard deadline is April 30</w:t>
+            </w:r>
+          </w:p>
+          <w:p>
+            <w:pPr>
+              <w:spacing w:before="240"/>
+            </w:pPr>
+          </w:p>
+        </w:tc>
+      </w:tr>
+    </w:tbl>
     <w:p/>
     <w:p/>
-    <w:p>
-      <w:r>
-        <w:t xml:space="preserve">Hard deadline is </w:t>
-      </w:r>
-      <w:r>
-        <w:t>April 30</w:t>
-      </w:r>
-    </w:p>
     <w:sectPr>
       <w:pgSz w:w="12240" w:h="15840" w:code="1"/>
       <w:pgMar w:top="1440" w:right="1440" w:bottom="1440" w:left="1440" w:header="720" w:footer="720" w:gutter="0"/>
@@ -3109,6 +3344,25 @@
       <w:spacing w:val="5"/>
     </w:rPr>
   </w:style>
+  <w:style w:type="table" w:styleId="TableGrid">
+    <w:name w:val="Table Grid"/>
+    <w:basedOn w:val="TableNormal"/>
+    <w:uiPriority w:val="39"/>
+    <w:rsid w:val="000F1273"/>
+    <w:pPr>
+      <w:spacing w:after="0" w:line="240" w:lineRule="auto"/>
+    </w:pPr>
+    <w:tblPr>
+      <w:tblBorders>
+        <w:top w:val="single" w:sz="4" w:space="0" w:color="auto"/>
+        <w:left w:val="single" w:sz="4" w:space="0" w:color="auto"/>
+        <w:bottom w:val="single" w:sz="4" w:space="0" w:color="auto"/>
+        <w:right w:val="single" w:sz="4" w:space="0" w:color="auto"/>
+        <w:insideH w:val="single" w:sz="4" w:space="0" w:color="auto"/>
+        <w:insideV w:val="single" w:sz="4" w:space="0" w:color="auto"/>
+      </w:tblBorders>
+    </w:tblPr>
+  </w:style>
 </w:styles>
 </file>
 
